--- a/test/PubMedIn-1/PubMedIn-1.xml-us.docx
+++ b/test/PubMedIn-1/PubMedIn-1.xml-us.docx
@@ -1553,7 +1553,7 @@
 <w:ftr xmlns:w="http://schemas.openxmlformats.org/wordprocessingml/2006/main">
   <w:p>
     <w:r>
-      <w:t xml:space="preserve">2026-06-21 19:06Z / </w:t>
+      <w:t xml:space="preserve">2026-06-22 14:58Z / </w:t>
     </w:r>
     <w:hyperlink>
       <w:r>

--- a/test/PubMedIn-1/PubMedIn-1.xml-us.docx
+++ b/test/PubMedIn-1/PubMedIn-1.xml-us.docx
@@ -1553,7 +1553,7 @@
 <w:ftr xmlns:w="http://schemas.openxmlformats.org/wordprocessingml/2006/main">
   <w:p>
     <w:r>
-      <w:t xml:space="preserve">2026-06-22 14:58Z / </w:t>
+      <w:t xml:space="preserve">2026-06-22 15:25Z / </w:t>
     </w:r>
     <w:hyperlink>
       <w:r>

--- a/test/PubMedIn-1/PubMedIn-1.xml-us.docx
+++ b/test/PubMedIn-1/PubMedIn-1.xml-us.docx
@@ -1553,7 +1553,7 @@
 <w:ftr xmlns:w="http://schemas.openxmlformats.org/wordprocessingml/2006/main">
   <w:p>
     <w:r>
-      <w:t xml:space="preserve">2026-06-22 15:25Z / </w:t>
+      <w:t xml:space="preserve">2026-06-22 23:50Z / </w:t>
     </w:r>
     <w:hyperlink>
       <w:r>

--- a/test/PubMedIn-1/PubMedIn-1.xml-us.docx
+++ b/test/PubMedIn-1/PubMedIn-1.xml-us.docx
@@ -1553,7 +1553,7 @@
 <w:ftr xmlns:w="http://schemas.openxmlformats.org/wordprocessingml/2006/main">
   <w:p>
     <w:r>
-      <w:t xml:space="preserve">2025-07-02 14:49Z / </w:t>
+      <w:t xml:space="preserve">2026-06-22 23:50Z / </w:t>
     </w:r>
     <w:hyperlink>
       <w:r>
